--- a/PLAN.docx
+++ b/PLAN.docx
@@ -4,134 +4,81 @@
   <w:body>
     <w:p>
       <w:pPr>
-        <w:pStyle w:val="Heading1"/>
+        <w:pStyle w:val="Title"/>
       </w:pPr>
       <w:r>
-        <w:rPr>
-          <w:color w:val="1F497D"/>
-        </w:rPr>
-        <w:t>supply_integration — Standalone MKO Pipeline</w:t>
+        <w:t>supply_integration — Multi-Supplier ELT Platform</w:t>
       </w:r>
     </w:p>
     <w:p>
       <w:r>
-        <w:t>Week 1 Portfolio Project Plan — April 2026</w:t>
+        <w:t>Updated plan — April 2026</w:t>
       </w:r>
     </w:p>
-    <w:p/>
     <w:p>
       <w:pPr>
-        <w:pStyle w:val="Heading2"/>
+        <w:pStyle w:val="Heading1"/>
       </w:pPr>
       <w:r>
-        <w:rPr>
-          <w:color w:val="2E74B5"/>
-        </w:rPr>
         <w:t>Overview</w:t>
       </w:r>
     </w:p>
     <w:p>
       <w:r>
-        <w:t>A standalone, containerised ELT pipeline that extracts product data from the Makito (MKO) promotional products API, stores raw files in AWS S3, transforms with dbt + DuckDB, and displays results in a Streamlit UI.</w:t>
+        <w:t>A standalone ELT pipeline and internal tooling platform that extracts product data from promotional goods suppliers, stores raw files in AWS S3, transforms with dbt + DuckDB, and serves two internal workflows via a Streamlit UI:</w:t>
       </w:r>
     </w:p>
     <w:p>
       <w:r>
-        <w:t>Built as a portfolio project mirroring the supply_integration platform at Helloprint, using personal API access and no proprietary data.</w:t>
+        <w:t>Bespoke — browse the product catalogue, configure print options and a carrier, generate a supplier reference for a one-off order.</w:t>
+      </w:r>
+    </w:p>
+    <w:p>
+      <w:r>
+        <w:t>Category Management (catman) — select products by PCM template, auto-generate slugs, assign quantity codes, configure print options, and export a PCM configuration CSV for the website catalogue.</w:t>
+      </w:r>
+    </w:p>
+    <w:p>
+      <w:r>
+        <w:t>Built as a portfolio project mirroring the supply_integration platform at Helloprint, using personal API access and no proprietary data. Designed from the start to support multiple suppliers with different API formats, data models, and supplier reference conventions.</w:t>
       </w:r>
     </w:p>
     <w:p>
       <w:pPr>
-        <w:pStyle w:val="Heading2"/>
+        <w:pStyle w:val="Heading1"/>
       </w:pPr>
       <w:r>
-        <w:rPr>
-          <w:color w:val="2E74B5"/>
-        </w:rPr>
         <w:t>Architecture</w:t>
       </w:r>
     </w:p>
     <w:p>
       <w:pPr>
-        <w:ind w:left="576"/>
+        <w:pStyle w:val="NoSpacing"/>
       </w:pPr>
       <w:r>
         <w:rPr>
           <w:rFonts w:ascii="Courier New" w:hAnsi="Courier New"/>
           <w:sz w:val="18"/>
         </w:rPr>
-        <w:t>Makito API</w:t>
+        <w:t>Supplier APIs (MKO, XDC, ...)</w:t>
+        <w:br/>
+        <w:t xml:space="preserve">  → SupplierExtractor adapters    (per-supplier Python classes)</w:t>
+        <w:br/>
+        <w:t xml:space="preserve">  → AWS S3 eu-south-2             (raw Parquet, date-partitioned, per-supplier prefix)</w:t>
+        <w:br/>
+        <w:t xml:space="preserve">  → dbt + DuckDB                  (staging → intermediate → canonical marts)</w:t>
+        <w:br/>
+        <w:t xml:space="preserve">  → Streamlit (3 pages)           (landing, Bespoke catalogue + order configurator, Catman)</w:t>
+        <w:br/>
+        <w:t xml:space="preserve">  → Docker Compose                (containerised runtime — in progress)</w:t>
       </w:r>
     </w:p>
     <w:p>
       <w:pPr>
-        <w:ind w:left="576"/>
+        <w:pStyle w:val="Heading1"/>
       </w:pPr>
       <w:r>
-        <w:rPr>
-          <w:rFonts w:ascii="Courier New" w:hAnsi="Courier New"/>
-          <w:sz w:val="18"/>
-        </w:rPr>
-        <w:t xml:space="preserve">  → Python extractor</w:t>
-      </w:r>
-    </w:p>
-    <w:p>
-      <w:pPr>
-        <w:ind w:left="576"/>
-      </w:pPr>
-      <w:r>
-        <w:rPr>
-          <w:rFonts w:ascii="Courier New" w:hAnsi="Courier New"/>
-          <w:sz w:val="18"/>
-        </w:rPr>
-        <w:t xml:space="preserve">  → AWS S3 eu-south-2       (raw layer: XML + Parquet, date-partitioned, audit trail)</w:t>
-      </w:r>
-    </w:p>
-    <w:p>
-      <w:pPr>
-        <w:ind w:left="576"/>
-      </w:pPr>
-      <w:r>
-        <w:rPr>
-          <w:rFonts w:ascii="Courier New" w:hAnsi="Courier New"/>
-          <w:sz w:val="18"/>
-        </w:rPr>
-        <w:t xml:space="preserve">  → dbt + DuckDB            (reads from S3 via httpfs, writes to local .duckdb file)</w:t>
-      </w:r>
-    </w:p>
-    <w:p>
-      <w:pPr>
-        <w:ind w:left="576"/>
-      </w:pPr>
-      <w:r>
-        <w:rPr>
-          <w:rFonts w:ascii="Courier New" w:hAnsi="Courier New"/>
-          <w:sz w:val="18"/>
-        </w:rPr>
-        <w:t xml:space="preserve">  → Streamlit               (queries local DuckDB file)</w:t>
-      </w:r>
-    </w:p>
-    <w:p>
-      <w:pPr>
-        <w:ind w:left="576"/>
-      </w:pPr>
-      <w:r>
-        <w:rPr>
-          <w:rFonts w:ascii="Courier New" w:hAnsi="Courier New"/>
-          <w:sz w:val="18"/>
-        </w:rPr>
-        <w:t xml:space="preserve">  → Docker Compose          (ties everything together)</w:t>
-      </w:r>
-    </w:p>
-    <w:p>
-      <w:pPr>
-        <w:pStyle w:val="Heading2"/>
-      </w:pPr>
-      <w:r>
-        <w:rPr>
-          <w:color w:val="2E74B5"/>
-        </w:rPr>
-        <w:t>API Endpoints Used</w:t>
+        <w:t>Supplier Support</w:t>
       </w:r>
     </w:p>
     <w:tbl>
@@ -152,9 +99,138 @@
           </w:tcPr>
           <w:p>
             <w:r>
-              <w:rPr>
-                <w:b/>
-              </w:rPr>
+              <w:t>Supplier</w:t>
+            </w:r>
+          </w:p>
+        </w:tc>
+        <w:tc>
+          <w:tcPr>
+            <w:tcW w:type="dxa" w:w="2880"/>
+          </w:tcPr>
+          <w:p>
+            <w:r>
+              <w:t>Status</w:t>
+            </w:r>
+          </w:p>
+        </w:tc>
+        <w:tc>
+          <w:tcPr>
+            <w:tcW w:type="dxa" w:w="2880"/>
+          </w:tcPr>
+          <w:p>
+            <w:r>
+              <w:t>Endpoints</w:t>
+            </w:r>
+          </w:p>
+        </w:tc>
+      </w:tr>
+      <w:tr>
+        <w:tc>
+          <w:tcPr>
+            <w:tcW w:type="dxa" w:w="2880"/>
+          </w:tcPr>
+          <w:p>
+            <w:r>
+              <w:t>Makito (MKO)</w:t>
+            </w:r>
+          </w:p>
+        </w:tc>
+        <w:tc>
+          <w:tcPr>
+            <w:tcW w:type="dxa" w:w="2880"/>
+          </w:tcPr>
+          <w:p>
+            <w:r>
+              <w:t>Live</w:t>
+            </w:r>
+          </w:p>
+        </w:tc>
+        <w:tc>
+          <w:tcPr>
+            <w:tcW w:type="dxa" w:w="2880"/>
+          </w:tcPr>
+          <w:p>
+            <w:r>
+              <w:t>product, price, stock, print options, print prices</w:t>
+            </w:r>
+          </w:p>
+        </w:tc>
+      </w:tr>
+      <w:tr>
+        <w:tc>
+          <w:tcPr>
+            <w:tcW w:type="dxa" w:w="2880"/>
+          </w:tcPr>
+          <w:p>
+            <w:r>
+              <w:t>XDC</w:t>
+            </w:r>
+          </w:p>
+        </w:tc>
+        <w:tc>
+          <w:tcPr>
+            <w:tcW w:type="dxa" w:w="2880"/>
+          </w:tcPr>
+          <w:p>
+            <w:r>
+              <w:t>Planned</w:t>
+            </w:r>
+          </w:p>
+        </w:tc>
+        <w:tc>
+          <w:tcPr>
+            <w:tcW w:type="dxa" w:w="2880"/>
+          </w:tcPr>
+          <w:p>
+            <w:r>
+              <w:t>—</w:t>
+            </w:r>
+          </w:p>
+        </w:tc>
+      </w:tr>
+    </w:tbl>
+    <w:p>
+      <w:r>
+        <w:t>Adding a new supplier requires:</w:t>
+        <w:br/>
+        <w:t>1. One XxxExtractor(SupplierExtractor) adapter in extractor/</w:t>
+        <w:br/>
+        <w:t>2. One set of int_xxx_* intermediate dbt models (adds supplier column)</w:t>
+        <w:br/>
+        <w:t>3. One _xxx() function in ui/supplier_reference.py</w:t>
+      </w:r>
+    </w:p>
+    <w:p>
+      <w:r>
+        <w:t>No changes to run_pipeline.py, the canonical marts, or the UI.</w:t>
+      </w:r>
+    </w:p>
+    <w:p>
+      <w:pPr>
+        <w:pStyle w:val="Heading1"/>
+      </w:pPr>
+      <w:r>
+        <w:t>API Endpoints (MKO)</w:t>
+      </w:r>
+    </w:p>
+    <w:tbl>
+      <w:tblPr>
+        <w:tblStyle w:val="TableGrid"/>
+        <w:tblW w:type="auto" w:w="0"/>
+        <w:tblLook w:firstColumn="1" w:firstRow="1" w:lastColumn="0" w:lastRow="0" w:noHBand="0" w:noVBand="1" w:val="04A0"/>
+      </w:tblPr>
+      <w:tblGrid>
+        <w:gridCol w:w="2880"/>
+        <w:gridCol w:w="2880"/>
+        <w:gridCol w:w="2880"/>
+      </w:tblGrid>
+      <w:tr>
+        <w:tc>
+          <w:tcPr>
+            <w:tcW w:type="dxa" w:w="2880"/>
+          </w:tcPr>
+          <w:p>
+            <w:r>
               <w:t>Endpoint</w:t>
             </w:r>
           </w:p>
@@ -165,9 +241,6 @@
           </w:tcPr>
           <w:p>
             <w:r>
-              <w:rPr>
-                <w:b/>
-              </w:rPr>
               <w:t>Format</w:t>
             </w:r>
           </w:p>
@@ -178,9 +251,6 @@
           </w:tcPr>
           <w:p>
             <w:r>
-              <w:rPr>
-                <w:b/>
-              </w:rPr>
               <w:t>Contents</w:t>
             </w:r>
           </w:p>
@@ -203,7 +273,7 @@
           </w:tcPr>
           <w:p>
             <w:r>
-              <w:t>manifest XML → CSVs</w:t>
+              <w:t>XML</w:t>
             </w:r>
           </w:p>
         </w:tc>
@@ -213,7 +283,7 @@
           </w:tcPr>
           <w:p>
             <w:r>
-              <w:t>Full product catalog, variants, images</w:t>
+              <w:t>Full product catalogue, variants, images</w:t>
             </w:r>
           </w:p>
         </w:tc>
@@ -282,81 +352,77 @@
           </w:p>
         </w:tc>
       </w:tr>
+      <w:tr>
+        <w:tc>
+          <w:tcPr>
+            <w:tcW w:type="dxa" w:w="2880"/>
+          </w:tcPr>
+          <w:p>
+            <w:r>
+              <w:t>print</w:t>
+            </w:r>
+          </w:p>
+        </w:tc>
+        <w:tc>
+          <w:tcPr>
+            <w:tcW w:type="dxa" w:w="2880"/>
+          </w:tcPr>
+          <w:p>
+            <w:r>
+              <w:t>XML</w:t>
+            </w:r>
+          </w:p>
+        </w:tc>
+        <w:tc>
+          <w:tcPr>
+            <w:tcW w:type="dxa" w:w="2880"/>
+          </w:tcPr>
+          <w:p>
+            <w:r>
+              <w:t>Print techniques, areas, and max dimensions per product</w:t>
+            </w:r>
+          </w:p>
+        </w:tc>
+      </w:tr>
+      <w:tr>
+        <w:tc>
+          <w:tcPr>
+            <w:tcW w:type="dxa" w:w="2880"/>
+          </w:tcPr>
+          <w:p>
+            <w:r>
+              <w:t>print_price</w:t>
+            </w:r>
+          </w:p>
+        </w:tc>
+        <w:tc>
+          <w:tcPr>
+            <w:tcW w:type="dxa" w:w="2880"/>
+          </w:tcPr>
+          <w:p>
+            <w:r>
+              <w:t>XML</w:t>
+            </w:r>
+          </w:p>
+        </w:tc>
+        <w:tc>
+          <w:tcPr>
+            <w:tcW w:type="dxa" w:w="2880"/>
+          </w:tcPr>
+          <w:p>
+            <w:r>
+              <w:t>Global technique prices: 7 quantity tiers + cliché + min job cost</w:t>
+            </w:r>
+          </w:p>
+        </w:tc>
+      </w:tr>
     </w:tbl>
-    <w:p/>
     <w:p>
       <w:pPr>
-        <w:pStyle w:val="Heading2"/>
+        <w:pStyle w:val="Heading1"/>
       </w:pPr>
       <w:r>
-        <w:rPr>
-          <w:color w:val="2E74B5"/>
-        </w:rPr>
         <w:t>Data Model</w:t>
-      </w:r>
-    </w:p>
-    <w:p>
-      <w:pPr>
-        <w:pStyle w:val="Heading3"/>
-      </w:pPr>
-      <w:r>
-        <w:t>Staging (reads from S3 Parquet)</w:t>
-      </w:r>
-    </w:p>
-    <w:p>
-      <w:pPr>
-        <w:pStyle w:val="ListBullet"/>
-      </w:pPr>
-      <w:r>
-        <w:t>stg_mko_products — core product fields, cast types, one row per product</w:t>
-      </w:r>
-    </w:p>
-    <w:p>
-      <w:pPr>
-        <w:pStyle w:val="ListBullet"/>
-      </w:pPr>
-      <w:r>
-        <w:t>stg_mko_variants — one row per variant (matnr, colour, size), joined to product via ref</w:t>
-      </w:r>
-    </w:p>
-    <w:p>
-      <w:pPr>
-        <w:pStyle w:val="ListBullet"/>
-      </w:pPr>
-      <w:r>
-        <w:t>stg_mko_images — one row per image URL, main image flagged</w:t>
-      </w:r>
-    </w:p>
-    <w:p>
-      <w:pPr>
-        <w:pStyle w:val="ListBullet"/>
-      </w:pPr>
-      <w:r>
-        <w:t>stg_mko_prices — unpivoted from 4 tiers to one row per product/tier</w:t>
-      </w:r>
-    </w:p>
-    <w:p>
-      <w:pPr>
-        <w:pStyle w:val="ListBullet"/>
-      </w:pPr>
-      <w:r>
-        <w:t>stg_mko_stock — one row per product/warehouse, with qty and availability date</w:t>
-      </w:r>
-    </w:p>
-    <w:p>
-      <w:pPr>
-        <w:pStyle w:val="Heading3"/>
-      </w:pPr>
-      <w:r>
-        <w:t>Marts</w:t>
-      </w:r>
-    </w:p>
-    <w:p>
-      <w:pPr>
-        <w:pStyle w:val="ListBullet"/>
-      </w:pPr>
-      <w:r>
-        <w:t>mko_catalog — one row per product: name, category, min price, total stock, in-stock flag</w:t>
       </w:r>
     </w:p>
     <w:p>
@@ -364,10 +430,279 @@
         <w:pStyle w:val="Heading2"/>
       </w:pPr>
       <w:r>
+        <w:t>Extraction (S3)</w:t>
+      </w:r>
+    </w:p>
+    <w:p>
+      <w:pPr>
+        <w:pStyle w:val="NoSpacing"/>
+      </w:pPr>
+      <w:r>
         <w:rPr>
-          <w:color w:val="2E74B5"/>
+          <w:rFonts w:ascii="Courier New" w:hAnsi="Courier New"/>
+          <w:sz w:val="18"/>
         </w:rPr>
-        <w:t>Build Plan</w:t>
+        <w:t>supply-integration/</w:t>
+        <w:br/>
+        <w:t>└── mko/</w:t>
+        <w:br/>
+        <w:t xml:space="preserve">    └── raw/</w:t>
+        <w:br/>
+        <w:t xml:space="preserve">        ├── product/YYYY-MM-DD/products.parquet</w:t>
+        <w:br/>
+        <w:t xml:space="preserve">        ├── price/YYYY-MM-DD/prices.parquet</w:t>
+        <w:br/>
+        <w:t xml:space="preserve">        ├── stock/YYYY-MM-DD/stock.parquet</w:t>
+        <w:br/>
+        <w:t xml:space="preserve">        └── print/YYYY-MM-DD/print.parquet</w:t>
+        <w:br/>
+        <w:t xml:space="preserve">                              print_price.parquet</w:t>
+      </w:r>
+    </w:p>
+    <w:p>
+      <w:pPr>
+        <w:pStyle w:val="Heading2"/>
+      </w:pPr>
+      <w:r>
+        <w:t>dbt Layers</w:t>
+      </w:r>
+    </w:p>
+    <w:p>
+      <w:r>
+        <w:t>Staging (views — read from S3 at query time):</w:t>
+        <w:br/>
+        <w:t>stg_mko_products, stg_mko_variants, stg_mko_prices, stg_mko_stock, stg_mko_print_options, stg_mko_print_prices</w:t>
+      </w:r>
+    </w:p>
+    <w:p>
+      <w:r>
+        <w:t>Intermediate (views — add supplier column, normalise to canonical shape):</w:t>
+        <w:br/>
+        <w:t>int_mko_products, int_mko_variants, int_mko_prices, int_mko_stock, int_mko_print_options, int_mko_print_prices</w:t>
+      </w:r>
+    </w:p>
+    <w:p>
+      <w:r>
+        <w:t>Canonical marts (tables — supplier-agnostic, queried by the UI):</w:t>
+        <w:br/>
+        <w:t>catalog (one row per supplier/product), variants, prices, print_options, print_prices</w:t>
+      </w:r>
+    </w:p>
+    <w:p>
+      <w:r>
+        <w:t>Seeds (static reference data):</w:t>
+        <w:br/>
+        <w:t>carriers — 3 MKO carriers</w:t>
+        <w:br/>
+        <w:t>mko_carrier_zones — 72 rows: 24 countries × 3 carriers across 4 shipping zones</w:t>
+      </w:r>
+    </w:p>
+    <w:p>
+      <w:r>
+        <w:t>Backwards-compatible supplier marts (filter canonical tables):</w:t>
+        <w:br/>
+        <w:t>mko_catalog, mko_variants, mko_prices, mko_print_options, mko_print_prices</w:t>
+      </w:r>
+    </w:p>
+    <w:p>
+      <w:pPr>
+        <w:pStyle w:val="Heading1"/>
+      </w:pPr>
+      <w:r>
+        <w:t>Streamlit UI</w:t>
+      </w:r>
+    </w:p>
+    <w:tbl>
+      <w:tblPr>
+        <w:tblStyle w:val="TableGrid"/>
+        <w:tblW w:type="auto" w:w="0"/>
+        <w:tblLook w:firstColumn="1" w:firstRow="1" w:lastColumn="0" w:lastRow="0" w:noHBand="0" w:noVBand="1" w:val="04A0"/>
+      </w:tblPr>
+      <w:tblGrid>
+        <w:gridCol w:w="2880"/>
+        <w:gridCol w:w="2880"/>
+        <w:gridCol w:w="2880"/>
+      </w:tblGrid>
+      <w:tr>
+        <w:tc>
+          <w:tcPr>
+            <w:tcW w:type="dxa" w:w="2880"/>
+          </w:tcPr>
+          <w:p>
+            <w:r>
+              <w:t>Page</w:t>
+            </w:r>
+          </w:p>
+        </w:tc>
+        <w:tc>
+          <w:tcPr>
+            <w:tcW w:type="dxa" w:w="2880"/>
+          </w:tcPr>
+          <w:p>
+            <w:r>
+              <w:t>Path</w:t>
+            </w:r>
+          </w:p>
+        </w:tc>
+        <w:tc>
+          <w:tcPr>
+            <w:tcW w:type="dxa" w:w="2880"/>
+          </w:tcPr>
+          <w:p>
+            <w:r>
+              <w:t>Purpose</w:t>
+            </w:r>
+          </w:p>
+        </w:tc>
+      </w:tr>
+      <w:tr>
+        <w:tc>
+          <w:tcPr>
+            <w:tcW w:type="dxa" w:w="2880"/>
+          </w:tcPr>
+          <w:p>
+            <w:r>
+              <w:t>Landing</w:t>
+            </w:r>
+          </w:p>
+        </w:tc>
+        <w:tc>
+          <w:tcPr>
+            <w:tcW w:type="dxa" w:w="2880"/>
+          </w:tcPr>
+          <w:p>
+            <w:r>
+              <w:t>app.py</w:t>
+            </w:r>
+          </w:p>
+        </w:tc>
+        <w:tc>
+          <w:tcPr>
+            <w:tcW w:type="dxa" w:w="2880"/>
+          </w:tcPr>
+          <w:p>
+            <w:r>
+              <w:t>Entry point — routes to Bespoke or Catman</w:t>
+            </w:r>
+          </w:p>
+        </w:tc>
+      </w:tr>
+      <w:tr>
+        <w:tc>
+          <w:tcPr>
+            <w:tcW w:type="dxa" w:w="2880"/>
+          </w:tcPr>
+          <w:p>
+            <w:r>
+              <w:t>Catalogue</w:t>
+            </w:r>
+          </w:p>
+        </w:tc>
+        <w:tc>
+          <w:tcPr>
+            <w:tcW w:type="dxa" w:w="2880"/>
+          </w:tcPr>
+          <w:p>
+            <w:r>
+              <w:t>pages/1_Catalog.py</w:t>
+            </w:r>
+          </w:p>
+        </w:tc>
+        <w:tc>
+          <w:tcPr>
+            <w:tcW w:type="dxa" w:w="2880"/>
+          </w:tcPr>
+          <w:p>
+            <w:r>
+              <w:t>Browse, filter, view product detail</w:t>
+            </w:r>
+          </w:p>
+        </w:tc>
+      </w:tr>
+      <w:tr>
+        <w:tc>
+          <w:tcPr>
+            <w:tcW w:type="dxa" w:w="2880"/>
+          </w:tcPr>
+          <w:p>
+            <w:r>
+              <w:t>Configure Order</w:t>
+            </w:r>
+          </w:p>
+        </w:tc>
+        <w:tc>
+          <w:tcPr>
+            <w:tcW w:type="dxa" w:w="2880"/>
+          </w:tcPr>
+          <w:p>
+            <w:r>
+              <w:t>pages/2_Configure_Order.py</w:t>
+            </w:r>
+          </w:p>
+        </w:tc>
+        <w:tc>
+          <w:tcPr>
+            <w:tcW w:type="dxa" w:w="2880"/>
+          </w:tcPr>
+          <w:p>
+            <w:r>
+              <w:t>Bespoke order configurator (5 steps)</w:t>
+            </w:r>
+          </w:p>
+        </w:tc>
+      </w:tr>
+      <w:tr>
+        <w:tc>
+          <w:tcPr>
+            <w:tcW w:type="dxa" w:w="2880"/>
+          </w:tcPr>
+          <w:p>
+            <w:r>
+              <w:t>Category Management</w:t>
+            </w:r>
+          </w:p>
+        </w:tc>
+        <w:tc>
+          <w:tcPr>
+            <w:tcW w:type="dxa" w:w="2880"/>
+          </w:tcPr>
+          <w:p>
+            <w:r>
+              <w:t>pages/3_Catman.py</w:t>
+            </w:r>
+          </w:p>
+        </w:tc>
+        <w:tc>
+          <w:tcPr>
+            <w:tcW w:type="dxa" w:w="2880"/>
+          </w:tcPr>
+          <w:p>
+            <w:r>
+              <w:t>PCM configuration export</w:t>
+            </w:r>
+          </w:p>
+        </w:tc>
+      </w:tr>
+    </w:tbl>
+    <w:p>
+      <w:pPr>
+        <w:pStyle w:val="Heading1"/>
+      </w:pPr>
+      <w:r>
+        <w:t>Business Logic Config</w:t>
+      </w:r>
+    </w:p>
+    <w:p>
+      <w:r>
+        <w:t>business_logic/quantity_codes.yaml — 33 MKO template quantity code defaults, derived from the live PCM data. Used by the catman UI to pre-fill the Qty Code column on template selection.</w:t>
+      </w:r>
+    </w:p>
+    <w:p>
+      <w:pPr>
+        <w:pStyle w:val="Heading1"/>
+      </w:pPr>
+      <w:r>
+        <w:t>Build Status</w:t>
       </w:r>
     </w:p>
     <w:tbl>
@@ -387,10 +722,7 @@
           </w:tcPr>
           <w:p>
             <w:r>
-              <w:rPr>
-                <w:b/>
-              </w:rPr>
-              <w:t>Day</w:t>
+              <w:t>Phase</w:t>
             </w:r>
           </w:p>
         </w:tc>
@@ -400,10 +732,7 @@
           </w:tcPr>
           <w:p>
             <w:r>
-              <w:rPr>
-                <w:b/>
-              </w:rPr>
-              <w:t>Task</w:t>
+              <w:t>Status</w:t>
             </w:r>
           </w:p>
         </w:tc>
@@ -415,7 +744,7 @@
           </w:tcPr>
           <w:p>
             <w:r>
-              <w:t>Day 1</w:t>
+              <w:t>AWS S3 + IAM setup</w:t>
             </w:r>
           </w:p>
         </w:tc>
@@ -425,7 +754,7 @@
           </w:tcPr>
           <w:p>
             <w:r>
-              <w:t>AWS account + S3 bucket + IAM user, project scaffold, virtual environment</w:t>
+              <w:t>Done</w:t>
             </w:r>
           </w:p>
         </w:tc>
@@ -437,7 +766,7 @@
           </w:tcPr>
           <w:p>
             <w:r>
-              <w:t>Day 2</w:t>
+              <w:t>Python extractor (product, price, stock)</w:t>
             </w:r>
           </w:p>
         </w:tc>
@@ -447,7 +776,7 @@
           </w:tcPr>
           <w:p>
             <w:r>
-              <w:t>Python extractor — product manifest → CSVs, price XML, stock XML → upload to S3</w:t>
+              <w:t>Done</w:t>
             </w:r>
           </w:p>
         </w:tc>
@@ -459,7 +788,7 @@
           </w:tcPr>
           <w:p>
             <w:r>
-              <w:t>Day 3</w:t>
+              <w:t>Python extractor (print options, print prices)</w:t>
             </w:r>
           </w:p>
         </w:tc>
@@ -469,7 +798,7 @@
           </w:tcPr>
           <w:p>
             <w:r>
-              <w:t>dbt + DuckDB — staging models + mko_catalog mart</w:t>
+              <w:t>Done</w:t>
             </w:r>
           </w:p>
         </w:tc>
@@ -481,7 +810,7 @@
           </w:tcPr>
           <w:p>
             <w:r>
-              <w:t>Day 4</w:t>
+              <w:t>dbt staging layer (6 MKO models)</w:t>
             </w:r>
           </w:p>
         </w:tc>
@@ -491,7 +820,7 @@
           </w:tcPr>
           <w:p>
             <w:r>
-              <w:t>Streamlit UI — product catalog table, filters by category and stock status</w:t>
+              <w:t>Done</w:t>
             </w:r>
           </w:p>
         </w:tc>
@@ -503,7 +832,7 @@
           </w:tcPr>
           <w:p>
             <w:r>
-              <w:t>Day 5</w:t>
+              <w:t>dbt intermediate layer (6 models, supplier column)</w:t>
             </w:r>
           </w:p>
         </w:tc>
@@ -513,232 +842,375 @@
           </w:tcPr>
           <w:p>
             <w:r>
-              <w:t>Dockerfile + Docker Compose, end-to-end test of full pipeline</w:t>
+              <w:t>Done</w:t>
+            </w:r>
+          </w:p>
+        </w:tc>
+      </w:tr>
+      <w:tr>
+        <w:tc>
+          <w:tcPr>
+            <w:tcW w:type="dxa" w:w="4320"/>
+          </w:tcPr>
+          <w:p>
+            <w:r>
+              <w:t>dbt canonical mart models (5 tables)</w:t>
+            </w:r>
+          </w:p>
+        </w:tc>
+        <w:tc>
+          <w:tcPr>
+            <w:tcW w:type="dxa" w:w="4320"/>
+          </w:tcPr>
+          <w:p>
+            <w:r>
+              <w:t>Done</w:t>
+            </w:r>
+          </w:p>
+        </w:tc>
+      </w:tr>
+      <w:tr>
+        <w:tc>
+          <w:tcPr>
+            <w:tcW w:type="dxa" w:w="4320"/>
+          </w:tcPr>
+          <w:p>
+            <w:r>
+              <w:t>dbt seeds (carriers + carrier zones)</w:t>
+            </w:r>
+          </w:p>
+        </w:tc>
+        <w:tc>
+          <w:tcPr>
+            <w:tcW w:type="dxa" w:w="4320"/>
+          </w:tcPr>
+          <w:p>
+            <w:r>
+              <w:t>Done</w:t>
+            </w:r>
+          </w:p>
+        </w:tc>
+      </w:tr>
+      <w:tr>
+        <w:tc>
+          <w:tcPr>
+            <w:tcW w:type="dxa" w:w="4320"/>
+          </w:tcPr>
+          <w:p>
+            <w:r>
+              <w:t>SupplierExtractor ABC + MkoExtractor adapter</w:t>
+            </w:r>
+          </w:p>
+        </w:tc>
+        <w:tc>
+          <w:tcPr>
+            <w:tcW w:type="dxa" w:w="4320"/>
+          </w:tcPr>
+          <w:p>
+            <w:r>
+              <w:t>Done</w:t>
+            </w:r>
+          </w:p>
+        </w:tc>
+      </w:tr>
+      <w:tr>
+        <w:tc>
+          <w:tcPr>
+            <w:tcW w:type="dxa" w:w="4320"/>
+          </w:tcPr>
+          <w:p>
+            <w:r>
+              <w:t>Shared UI modules (db.py, supplier_reference.py)</w:t>
+            </w:r>
+          </w:p>
+        </w:tc>
+        <w:tc>
+          <w:tcPr>
+            <w:tcW w:type="dxa" w:w="4320"/>
+          </w:tcPr>
+          <w:p>
+            <w:r>
+              <w:t>Done</w:t>
+            </w:r>
+          </w:p>
+        </w:tc>
+      </w:tr>
+      <w:tr>
+        <w:tc>
+          <w:tcPr>
+            <w:tcW w:type="dxa" w:w="4320"/>
+          </w:tcPr>
+          <w:p>
+            <w:r>
+              <w:t>Streamlit landing page</w:t>
+            </w:r>
+          </w:p>
+        </w:tc>
+        <w:tc>
+          <w:tcPr>
+            <w:tcW w:type="dxa" w:w="4320"/>
+          </w:tcPr>
+          <w:p>
+            <w:r>
+              <w:t>Done</w:t>
+            </w:r>
+          </w:p>
+        </w:tc>
+      </w:tr>
+      <w:tr>
+        <w:tc>
+          <w:tcPr>
+            <w:tcW w:type="dxa" w:w="4320"/>
+          </w:tcPr>
+          <w:p>
+            <w:r>
+              <w:t>Streamlit Bespoke catalogue + Configure Order</w:t>
+            </w:r>
+          </w:p>
+        </w:tc>
+        <w:tc>
+          <w:tcPr>
+            <w:tcW w:type="dxa" w:w="4320"/>
+          </w:tcPr>
+          <w:p>
+            <w:r>
+              <w:t>Done</w:t>
+            </w:r>
+          </w:p>
+        </w:tc>
+      </w:tr>
+      <w:tr>
+        <w:tc>
+          <w:tcPr>
+            <w:tcW w:type="dxa" w:w="4320"/>
+          </w:tcPr>
+          <w:p>
+            <w:r>
+              <w:t>Streamlit Category Management (catman)</w:t>
+            </w:r>
+          </w:p>
+        </w:tc>
+        <w:tc>
+          <w:tcPr>
+            <w:tcW w:type="dxa" w:w="4320"/>
+          </w:tcPr>
+          <w:p>
+            <w:r>
+              <w:t>Done</w:t>
+            </w:r>
+          </w:p>
+        </w:tc>
+      </w:tr>
+      <w:tr>
+        <w:tc>
+          <w:tcPr>
+            <w:tcW w:type="dxa" w:w="4320"/>
+          </w:tcPr>
+          <w:p>
+            <w:r>
+              <w:t>Dockerfile + Docker Compose</w:t>
+            </w:r>
+          </w:p>
+        </w:tc>
+        <w:tc>
+          <w:tcPr>
+            <w:tcW w:type="dxa" w:w="4320"/>
+          </w:tcPr>
+          <w:p>
+            <w:r>
+              <w:t>Not started</w:t>
+            </w:r>
+          </w:p>
+        </w:tc>
+      </w:tr>
+      <w:tr>
+        <w:tc>
+          <w:tcPr>
+            <w:tcW w:type="dxa" w:w="4320"/>
+          </w:tcPr>
+          <w:p>
+            <w:r>
+              <w:t>README for GitHub repository</w:t>
+            </w:r>
+          </w:p>
+        </w:tc>
+        <w:tc>
+          <w:tcPr>
+            <w:tcW w:type="dxa" w:w="4320"/>
+          </w:tcPr>
+          <w:p>
+            <w:r>
+              <w:t>Not started</w:t>
+            </w:r>
+          </w:p>
+        </w:tc>
+      </w:tr>
+      <w:tr>
+        <w:tc>
+          <w:tcPr>
+            <w:tcW w:type="dxa" w:w="4320"/>
+          </w:tcPr>
+          <w:p>
+            <w:r>
+              <w:t>Airflow DAG (replace run_pipeline.py)</w:t>
+            </w:r>
+          </w:p>
+        </w:tc>
+        <w:tc>
+          <w:tcPr>
+            <w:tcW w:type="dxa" w:w="4320"/>
+          </w:tcPr>
+          <w:p>
+            <w:r>
+              <w:t>Not started</w:t>
+            </w:r>
+          </w:p>
+        </w:tc>
+      </w:tr>
+      <w:tr>
+        <w:tc>
+          <w:tcPr>
+            <w:tcW w:type="dxa" w:w="4320"/>
+          </w:tcPr>
+          <w:p>
+            <w:r>
+              <w:t>Unit tests for extractor layer</w:t>
+            </w:r>
+          </w:p>
+        </w:tc>
+        <w:tc>
+          <w:tcPr>
+            <w:tcW w:type="dxa" w:w="4320"/>
+          </w:tcPr>
+          <w:p>
+            <w:r>
+              <w:t>Not started</w:t>
+            </w:r>
+          </w:p>
+        </w:tc>
+      </w:tr>
+      <w:tr>
+        <w:tc>
+          <w:tcPr>
+            <w:tcW w:type="dxa" w:w="4320"/>
+          </w:tcPr>
+          <w:p>
+            <w:r>
+              <w:t>XDC as second supplier (validate architecture end-to-end)</w:t>
+            </w:r>
+          </w:p>
+        </w:tc>
+        <w:tc>
+          <w:tcPr>
+            <w:tcW w:type="dxa" w:w="4320"/>
+          </w:tcPr>
+          <w:p>
+            <w:r>
+              <w:t>Not started</w:t>
+            </w:r>
+          </w:p>
+        </w:tc>
+      </w:tr>
+      <w:tr>
+        <w:tc>
+          <w:tcPr>
+            <w:tcW w:type="dxa" w:w="4320"/>
+          </w:tcPr>
+          <w:p>
+            <w:r>
+              <w:t>CI/CD with GitHub Actions</w:t>
+            </w:r>
+          </w:p>
+        </w:tc>
+        <w:tc>
+          <w:tcPr>
+            <w:tcW w:type="dxa" w:w="4320"/>
+          </w:tcPr>
+          <w:p>
+            <w:r>
+              <w:t>Not started</w:t>
             </w:r>
           </w:p>
         </w:tc>
       </w:tr>
     </w:tbl>
-    <w:p/>
     <w:p>
       <w:pPr>
-        <w:pStyle w:val="Heading2"/>
+        <w:pStyle w:val="Heading1"/>
       </w:pPr>
       <w:r>
-        <w:rPr>
-          <w:color w:val="2E74B5"/>
-        </w:rPr>
         <w:t>Stack</w:t>
       </w:r>
     </w:p>
     <w:p>
-      <w:pPr>
-        <w:pStyle w:val="ListBullet"/>
-      </w:pPr>
       <w:r>
-        <w:t>Python 3.11 — extraction and orchestration</w:t>
+        <w:t>Python 3.11 — extraction, orchestration</w:t>
+        <w:br/>
+        <w:t>boto3 — S3 uploads</w:t>
+        <w:br/>
+        <w:t>requests — HTTP with retry + exponential backoff</w:t>
+        <w:br/>
+        <w:t>dbt-duckdb 1.8 — transformation layer</w:t>
+        <w:br/>
+        <w:t>DuckDB — analytical query engine, reads Parquet from S3 via httpfs</w:t>
+        <w:br/>
+        <w:t>Streamlit — internal UI (landing page + Bespoke + Catman)</w:t>
+        <w:br/>
+        <w:t>PyYAML — business logic config</w:t>
+        <w:br/>
+        <w:t>Docker Compose — containerised runtime (in progress)</w:t>
       </w:r>
     </w:p>
     <w:p>
       <w:pPr>
-        <w:pStyle w:val="ListBullet"/>
+        <w:pStyle w:val="Heading1"/>
       </w:pPr>
       <w:r>
-        <w:t>boto3 — AWS S3 uploads</w:t>
+        <w:t>Running Locally</w:t>
       </w:r>
     </w:p>
     <w:p>
       <w:pPr>
-        <w:pStyle w:val="ListBullet"/>
-      </w:pPr>
-      <w:r>
-        <w:t>dbt-duckdb — transformation layer</w:t>
-      </w:r>
-    </w:p>
-    <w:p>
-      <w:pPr>
-        <w:pStyle w:val="ListBullet"/>
-      </w:pPr>
-      <w:r>
-        <w:t>DuckDB — local query engine, reads Parquet from S3 via httpfs extension</w:t>
-      </w:r>
-    </w:p>
-    <w:p>
-      <w:pPr>
-        <w:pStyle w:val="ListBullet"/>
-      </w:pPr>
-      <w:r>
-        <w:t>Streamlit — product catalog UI</w:t>
-      </w:r>
-    </w:p>
-    <w:p>
-      <w:pPr>
-        <w:pStyle w:val="ListBullet"/>
-      </w:pPr>
-      <w:r>
-        <w:t>Docker Compose — local containerised runtime</w:t>
-      </w:r>
-    </w:p>
-    <w:p>
-      <w:pPr>
-        <w:pStyle w:val="Heading2"/>
-      </w:pPr>
-      <w:r>
-        <w:rPr>
-          <w:color w:val="2E74B5"/>
-        </w:rPr>
-        <w:t>AWS Configuration</w:t>
-      </w:r>
-    </w:p>
-    <w:p>
-      <w:pPr>
-        <w:pStyle w:val="ListBullet"/>
-      </w:pPr>
-      <w:r>
-        <w:t>Region: eu-south-2 (Europe/Spain)</w:t>
-      </w:r>
-    </w:p>
-    <w:p>
-      <w:pPr>
-        <w:pStyle w:val="ListBullet"/>
-      </w:pPr>
-      <w:r>
-        <w:t>Bucket: supply-integration</w:t>
-      </w:r>
-    </w:p>
-    <w:p>
-      <w:pPr>
-        <w:pStyle w:val="ListBullet"/>
-      </w:pPr>
-      <w:r>
-        <w:t>S3 layout: mko/raw/{product|price|stock}/YYYY-MM-DD/*.parquet</w:t>
-      </w:r>
-    </w:p>
-    <w:p>
-      <w:pPr>
-        <w:pStyle w:val="Heading2"/>
-      </w:pPr>
-      <w:r>
-        <w:rPr>
-          <w:color w:val="2E74B5"/>
-        </w:rPr>
-        <w:t>Running the Project</w:t>
-      </w:r>
-    </w:p>
-    <w:p>
-      <w:pPr>
-        <w:pStyle w:val="Heading3"/>
-      </w:pPr>
-      <w:r>
-        <w:t>Without Docker (Day 1 onwards)</w:t>
-      </w:r>
-    </w:p>
-    <w:p>
-      <w:pPr>
-        <w:ind w:left="576"/>
+        <w:pStyle w:val="NoSpacing"/>
       </w:pPr>
       <w:r>
         <w:rPr>
           <w:rFonts w:ascii="Courier New" w:hAnsi="Courier New"/>
           <w:sz w:val="18"/>
         </w:rPr>
-        <w:t>cp .env.example .env      # fill in credentials</w:t>
+        <w:t>cp .env.example .env          # fill in AWS + MKO credentials</w:t>
+        <w:br/>
+        <w:t>pip install -r requirements.txt</w:t>
+        <w:br/>
+        <w:t>python run_pipeline.py        # extract → S3 → dbt seed/run/test</w:t>
+        <w:br/>
+        <w:t>streamlit run ui/app.py       # open UI at localhost:8501</w:t>
+      </w:r>
+    </w:p>
+    <w:p>
+      <w:r>
+        <w:t>Required environment variables:</w:t>
+        <w:br/>
+        <w:t>AWS_ACCESS_KEY_ID, AWS_SECRET_ACCESS_KEY, AWS_DEFAULT_REGION</w:t>
+        <w:br/>
+        <w:t>S3_BUCKET, DUCKDB_PATH (optional, defaults to data/supply_integration.duckdb)</w:t>
+        <w:br/>
+        <w:t>MKO_BASE_URL, MKO_URL_SUFFIX_PRODUCT, MKO_URL_SUFFIX_PRICE</w:t>
+        <w:br/>
+        <w:t>MKO_URL_SUFFIX_STOCK, MKO_URL_SUFFIX_PRINT, MKO_URL_SUFFIX_PRINT_PRICE</w:t>
       </w:r>
     </w:p>
     <w:p>
       <w:pPr>
-        <w:ind w:left="576"/>
+        <w:pStyle w:val="Heading1"/>
       </w:pPr>
       <w:r>
-        <w:rPr>
-          <w:rFonts w:ascii="Courier New" w:hAnsi="Courier New"/>
-          <w:sz w:val="18"/>
-        </w:rPr>
-        <w:t>pip install -r requirements.txt</w:t>
-      </w:r>
-    </w:p>
-    <w:p>
-      <w:pPr>
-        <w:ind w:left="576"/>
-      </w:pPr>
-      <w:r>
-        <w:rPr>
-          <w:rFonts w:ascii="Courier New" w:hAnsi="Courier New"/>
-          <w:sz w:val="18"/>
-        </w:rPr>
-        <w:t>python run_pipeline.py    # extract + transform</w:t>
-      </w:r>
-    </w:p>
-    <w:p>
-      <w:pPr>
-        <w:ind w:left="576"/>
-      </w:pPr>
-      <w:r>
-        <w:rPr>
-          <w:rFonts w:ascii="Courier New" w:hAnsi="Courier New"/>
-          <w:sz w:val="18"/>
-        </w:rPr>
-        <w:t>streamlit run ui/app.py   # open UI at localhost:8501</w:t>
-      </w:r>
-    </w:p>
-    <w:p>
-      <w:pPr>
-        <w:pStyle w:val="Heading3"/>
-      </w:pPr>
-      <w:r>
-        <w:t>With Docker Compose (Day 5+)</w:t>
-      </w:r>
-    </w:p>
-    <w:p>
-      <w:pPr>
-        <w:ind w:left="576"/>
-      </w:pPr>
-      <w:r>
-        <w:rPr>
-          <w:rFonts w:ascii="Courier New" w:hAnsi="Courier New"/>
-          <w:sz w:val="18"/>
-        </w:rPr>
-        <w:t>cp .env.example .env</w:t>
-      </w:r>
-    </w:p>
-    <w:p>
-      <w:pPr>
-        <w:ind w:left="576"/>
-      </w:pPr>
-      <w:r>
-        <w:rPr>
-          <w:rFonts w:ascii="Courier New" w:hAnsi="Courier New"/>
-          <w:sz w:val="18"/>
-        </w:rPr>
-        <w:t>docker compose up pipeline</w:t>
-      </w:r>
-    </w:p>
-    <w:p>
-      <w:pPr>
-        <w:ind w:left="576"/>
-      </w:pPr>
-      <w:r>
-        <w:rPr>
-          <w:rFonts w:ascii="Courier New" w:hAnsi="Courier New"/>
-          <w:sz w:val="18"/>
-        </w:rPr>
-        <w:t>docker compose up ui</w:t>
-      </w:r>
-    </w:p>
-    <w:p>
-      <w:pPr>
-        <w:pStyle w:val="Heading2"/>
-      </w:pPr>
-      <w:r>
-        <w:rPr>
-          <w:color w:val="2E74B5"/>
-        </w:rPr>
         <w:t>Project File Structure</w:t>
       </w:r>
     </w:p>
     <w:p>
       <w:pPr>
-        <w:ind w:left="576"/>
+        <w:pStyle w:val="NoSpacing"/>
       </w:pPr>
       <w:r>
         <w:rPr>
@@ -746,210 +1218,84 @@
           <w:sz w:val="18"/>
         </w:rPr>
         <w:t>supply_integration/</w:t>
-      </w:r>
-    </w:p>
-    <w:p>
-      <w:pPr>
-        <w:ind w:left="576"/>
-      </w:pPr>
-      <w:r>
-        <w:rPr>
-          <w:rFonts w:ascii="Courier New" w:hAnsi="Courier New"/>
-          <w:sz w:val="18"/>
-        </w:rPr>
+        <w:br/>
         <w:t>├── PLAN.md</w:t>
-      </w:r>
-    </w:p>
-    <w:p>
-      <w:pPr>
-        <w:ind w:left="576"/>
-      </w:pPr>
-      <w:r>
-        <w:rPr>
-          <w:rFonts w:ascii="Courier New" w:hAnsi="Courier New"/>
-          <w:sz w:val="18"/>
-        </w:rPr>
-        <w:t>├── .env.example</w:t>
-      </w:r>
-    </w:p>
-    <w:p>
-      <w:pPr>
-        <w:ind w:left="576"/>
-      </w:pPr>
-      <w:r>
-        <w:rPr>
-          <w:rFonts w:ascii="Courier New" w:hAnsi="Courier New"/>
-          <w:sz w:val="18"/>
-        </w:rPr>
-        <w:t>├── Dockerfile</w:t>
-      </w:r>
-    </w:p>
-    <w:p>
-      <w:pPr>
-        <w:ind w:left="576"/>
-      </w:pPr>
-      <w:r>
-        <w:rPr>
-          <w:rFonts w:ascii="Courier New" w:hAnsi="Courier New"/>
-          <w:sz w:val="18"/>
-        </w:rPr>
-        <w:t>├── docker-compose.yml</w:t>
-      </w:r>
-    </w:p>
-    <w:p>
-      <w:pPr>
-        <w:ind w:left="576"/>
-      </w:pPr>
-      <w:r>
-        <w:rPr>
-          <w:rFonts w:ascii="Courier New" w:hAnsi="Courier New"/>
-          <w:sz w:val="18"/>
-        </w:rPr>
-        <w:t>├── requirements.txt</w:t>
-      </w:r>
-    </w:p>
-    <w:p>
-      <w:pPr>
-        <w:ind w:left="576"/>
-      </w:pPr>
-      <w:r>
-        <w:rPr>
-          <w:rFonts w:ascii="Courier New" w:hAnsi="Courier New"/>
-          <w:sz w:val="18"/>
-        </w:rPr>
+        <w:br/>
+        <w:t>├── CONTEXT.md                      (domain glossary)</w:t>
+        <w:br/>
         <w:t>├── run_pipeline.py</w:t>
-      </w:r>
-    </w:p>
-    <w:p>
-      <w:pPr>
-        <w:ind w:left="576"/>
-      </w:pPr>
-      <w:r>
-        <w:rPr>
-          <w:rFonts w:ascii="Courier New" w:hAnsi="Courier New"/>
-          <w:sz w:val="18"/>
-        </w:rPr>
+        <w:br/>
         <w:t>├── extractor/</w:t>
-      </w:r>
-    </w:p>
-    <w:p>
-      <w:pPr>
-        <w:ind w:left="576"/>
-      </w:pPr>
-      <w:r>
-        <w:rPr>
-          <w:rFonts w:ascii="Courier New" w:hAnsi="Courier New"/>
-          <w:sz w:val="18"/>
-        </w:rPr>
-        <w:t>│   ├── client.py      (retry logic)</w:t>
-      </w:r>
-    </w:p>
-    <w:p>
-      <w:pPr>
-        <w:ind w:left="576"/>
-      </w:pPr>
-      <w:r>
-        <w:rPr>
-          <w:rFonts w:ascii="Courier New" w:hAnsi="Courier New"/>
-          <w:sz w:val="18"/>
-        </w:rPr>
-        <w:t>│   ├── endpoints.py   (fetch product / price / stock)</w:t>
-      </w:r>
-    </w:p>
-    <w:p>
-      <w:pPr>
-        <w:ind w:left="576"/>
-      </w:pPr>
-      <w:r>
-        <w:rPr>
-          <w:rFonts w:ascii="Courier New" w:hAnsi="Courier New"/>
-          <w:sz w:val="18"/>
-        </w:rPr>
-        <w:t>│   └── loader.py      (upload to S3)</w:t>
-      </w:r>
-    </w:p>
-    <w:p>
-      <w:pPr>
-        <w:ind w:left="576"/>
-      </w:pPr>
-      <w:r>
-        <w:rPr>
-          <w:rFonts w:ascii="Courier New" w:hAnsi="Courier New"/>
-          <w:sz w:val="18"/>
-        </w:rPr>
+        <w:br/>
+        <w:t>│   ├── base.py                     (SupplierConfig dataclass, SupplierExtractor ABC)</w:t>
+        <w:br/>
+        <w:t>│   ├── mko.py                      (MkoExtractor adapter)</w:t>
+        <w:br/>
+        <w:t>│   ├── endpoints.py                (fetch_products, fetch_price, fetch_stock,</w:t>
+        <w:br/>
+        <w:t>│   │                                fetch_print, fetch_print_price)</w:t>
+        <w:br/>
+        <w:t>│   ├── client.py                   (HTTP retry logic)</w:t>
+        <w:br/>
+        <w:t>│   └── loader.py                   (S3 upload)</w:t>
+        <w:br/>
         <w:t>├── dbt_project/</w:t>
-      </w:r>
-    </w:p>
-    <w:p>
-      <w:pPr>
-        <w:ind w:left="576"/>
-      </w:pPr>
-      <w:r>
-        <w:rPr>
-          <w:rFonts w:ascii="Courier New" w:hAnsi="Courier New"/>
-          <w:sz w:val="18"/>
-        </w:rPr>
-        <w:t>│   ├── profiles.yml   (DuckDB + S3 credentials)</w:t>
-      </w:r>
-    </w:p>
-    <w:p>
-      <w:pPr>
-        <w:ind w:left="576"/>
-      </w:pPr>
-      <w:r>
-        <w:rPr>
-          <w:rFonts w:ascii="Courier New" w:hAnsi="Courier New"/>
-          <w:sz w:val="18"/>
-        </w:rPr>
+        <w:br/>
+        <w:t>│   ├── profiles.yml</w:t>
+        <w:br/>
+        <w:t>│   ├── dbt_project.yml</w:t>
+        <w:br/>
+        <w:t>│   ├── seeds/</w:t>
+        <w:br/>
+        <w:t>│   │   ├── carriers.csv</w:t>
+        <w:br/>
+        <w:t>│   │   └── mko_carrier_zones.csv</w:t>
+        <w:br/>
         <w:t>│   └── models/</w:t>
-      </w:r>
-    </w:p>
-    <w:p>
-      <w:pPr>
-        <w:ind w:left="576"/>
-      </w:pPr>
-      <w:r>
-        <w:rPr>
-          <w:rFonts w:ascii="Courier New" w:hAnsi="Courier New"/>
-          <w:sz w:val="18"/>
-        </w:rPr>
-        <w:t>│       ├── staging/   (stg_mko_*.sql)</w:t>
-      </w:r>
-    </w:p>
-    <w:p>
-      <w:pPr>
-        <w:ind w:left="576"/>
-      </w:pPr>
-      <w:r>
-        <w:rPr>
-          <w:rFonts w:ascii="Courier New" w:hAnsi="Courier New"/>
-          <w:sz w:val="18"/>
-        </w:rPr>
-        <w:t>│       └── marts/     (mko_catalog.sql)</w:t>
-      </w:r>
-    </w:p>
-    <w:p>
-      <w:pPr>
-        <w:ind w:left="576"/>
-      </w:pPr>
-      <w:r>
-        <w:rPr>
-          <w:rFonts w:ascii="Courier New" w:hAnsi="Courier New"/>
-          <w:sz w:val="18"/>
-        </w:rPr>
-        <w:t>└── ui/</w:t>
-      </w:r>
-    </w:p>
-    <w:p>
-      <w:pPr>
-        <w:ind w:left="576"/>
-      </w:pPr>
-      <w:r>
-        <w:rPr>
-          <w:rFonts w:ascii="Courier New" w:hAnsi="Courier New"/>
-          <w:sz w:val="18"/>
-        </w:rPr>
-        <w:t xml:space="preserve">    └── app.py         (Streamlit)</w:t>
+        <w:br/>
+        <w:t>│       ├── staging/                (stg_mko_*.sql — 6 models)</w:t>
+        <w:br/>
+        <w:t>│       ├── intermediate/           (int_mko_*.sql — 6 models)</w:t>
+        <w:br/>
+        <w:t>│       └── marts/                  (canonical + supplier-specific — 10 models)</w:t>
+        <w:br/>
+        <w:t>├── ui/</w:t>
+        <w:br/>
+        <w:t>│   ├── app.py                      (landing page)</w:t>
+        <w:br/>
+        <w:t>│   ├── db.py                       (shared query() function)</w:t>
+        <w:br/>
+        <w:t>│   ├── supplier_reference.py       (build() dispatcher)</w:t>
+        <w:br/>
+        <w:t>│   └── pages/</w:t>
+        <w:br/>
+        <w:t>│       ├── 1_Catalog.py</w:t>
+        <w:br/>
+        <w:t>│       ├── 2_Configure_Order.py</w:t>
+        <w:br/>
+        <w:t>│       └── 3_Catman.py</w:t>
+        <w:br/>
+        <w:t>├── business_logic/</w:t>
+        <w:br/>
+        <w:t>│   ├── quantity_codes.yaml         (33 MKO template quantity code defaults)</w:t>
+        <w:br/>
+        <w:t>│   └── *.csv / *.xlsx              (PCM reference files)</w:t>
+        <w:br/>
+        <w:t>└── docs/</w:t>
+        <w:br/>
+        <w:t xml:space="preserve">    ├── catalog_platform_journal.md / .docx</w:t>
+        <w:br/>
+        <w:t xml:space="preserve">    ├── day1_aws_setup.md / .docx</w:t>
+        <w:br/>
+        <w:t xml:space="preserve">    ├── day2_extraction.md / .docx</w:t>
+        <w:br/>
+        <w:t xml:space="preserve">    ├── day3_transform.md / .docx</w:t>
+        <w:br/>
+        <w:t xml:space="preserve">    ├── day4_streamlit_ui.md / .docx</w:t>
+        <w:br/>
+        <w:t xml:space="preserve">    ├── day5_multi_supplier_architecture.md / .docx</w:t>
+        <w:br/>
+        <w:t xml:space="preserve">    └── day6_catman_ui.md / .docx</w:t>
       </w:r>
     </w:p>
     <w:sectPr>
@@ -1325,10 +1671,6 @@
     <w:name w:val="Normal"/>
     <w:qFormat/>
     <w:rsid w:val="00FC693F"/>
-    <w:rPr>
-      <w:rFonts w:ascii="Calibri" w:hAnsi="Calibri"/>
-      <w:sz w:val="22"/>
-    </w:rPr>
   </w:style>
   <w:style w:type="paragraph" w:styleId="Header">
     <w:name w:val="header"/>
